--- a/docs/Kuja_Product_Market_Analysis.docx
+++ b/docs/Kuja_Product_Market_Analysis.docx
@@ -17184,6 +17184,94 @@
       </w:r>
     </w:p>
     <w:p>
+      <w:pPr>
+        <w:spacing w:after="120" w:line="300" w:lineRule="exact"/>
+      </w:pPr>
+      <w:r>
+        <w:rPr>
+          <w:rFonts w:ascii="Calibri" w:hAnsi="Calibri"/>
+          <w:b/>
+          <w:color w:val="1E40AF"/>
+          <w:sz w:val="21"/>
+        </w:rPr>
+        <w:t xml:space="preserve">11. SUSTAINED AI CONVERSATION INSTEAD OF ONE-SHOT PROMPTS: </w:t>
+      </w:r>
+      <w:r>
+        <w:rPr>
+          <w:rFonts w:ascii="Calibri" w:hAnsi="Calibri"/>
+          <w:color w:val="333333"/>
+          <w:sz w:val="21"/>
+        </w:rPr>
+        <w:t>Every AI surface in Kuja used to be one-shot — ask, answer, forget. Phase 24 added a sustained chat with three operating modes: a global thread at /chat, plus per-entity threads embedded on every grant, application, and report detail page so context is automatic. Users can ask follow-ups, refine in place, compare across turns, and reset when they want to start fresh. Per-user thread isolation, last-12-message history cap, and an anti-hallucination discipline footer prevent the assistant from inventing numbers or making up answers about data outside its scope. No other grant platform exposes an actual conversational interface, let alone scopes it deterministically to the entity being viewed.</w:t>
+      </w:r>
+    </w:p>
+    <w:p>
+      <w:pPr>
+        <w:spacing w:after="120" w:line="300" w:lineRule="exact"/>
+      </w:pPr>
+      <w:r>
+        <w:rPr>
+          <w:rFonts w:ascii="Calibri" w:hAnsi="Calibri"/>
+          <w:b/>
+          <w:color w:val="1E40AF"/>
+          <w:sz w:val="21"/>
+        </w:rPr>
+        <w:t xml:space="preserve">12. AUTOMATIC REVIEWER ASSIGNMENT THAT JUST WORKS: </w:t>
+      </w:r>
+      <w:r>
+        <w:rPr>
+          <w:rFonts w:ascii="Calibri" w:hAnsi="Calibri"/>
+          <w:color w:val="333333"/>
+          <w:sz w:val="21"/>
+        </w:rPr>
+        <w:t>Manual reviewer assignment was the single most common cause of applications sitting in queue for days at most donors. Kuja’s reviewer match service ranks candidates by sector fit, country fit, throughput health, and current workload — and Phase 25 wired this directly into the application submit handler. NGOs submit, panels populate automatically with reasoning, reviewers are notified, and a nightly safety-net cron at 02:45 UTC sweeps any application that slipped through. Donors retain a one-tap manual override; idempotency prevents duplicates. The donor never has to think about it.</w:t>
+      </w:r>
+    </w:p>
+    <w:p>
+      <w:pPr>
+        <w:spacing w:after="120" w:line="300" w:lineRule="exact"/>
+      </w:pPr>
+      <w:r>
+        <w:rPr>
+          <w:rFonts w:ascii="Calibri" w:hAnsi="Calibri"/>
+          <w:b/>
+          <w:color w:val="1E40AF"/>
+          <w:sz w:val="21"/>
+        </w:rPr>
+        <w:t xml:space="preserve">13. PORTFOLIO COHORT ANALYTICS — BENCHMARKING DONORS HONESTLY: </w:t>
+      </w:r>
+      <w:r>
+        <w:rPr>
+          <w:rFonts w:ascii="Calibri" w:hAnsi="Calibri"/>
+          <w:color w:val="333333"/>
+          <w:sz w:val="21"/>
+        </w:rPr>
+        <w:t>Donors making portfolio-level decisions can now see how the NGOs THEY fund compare against the NGOs OTHER donors fund: grantee capacity score, AI score at award, country and sector diversity, share of funding to small/emerging organisations, and grantee report on-time rate. Each metric shows the donor’s value, cohort median, percentile rank, and a verdict pill (above/on par/below). When the cohort is too small to fairly compare (fewer than three other donors, or below per-metric sample minimums) the card surfaces an explicit sparseness message rather than fake numbers. No competitor exposes anonymised cross-donor portfolio benchmarks with this discipline.</w:t>
+      </w:r>
+    </w:p>
+    <w:p>
+      <w:pPr>
+        <w:spacing w:after="120" w:line="300" w:lineRule="exact"/>
+      </w:pPr>
+      <w:r>
+        <w:rPr>
+          <w:rFonts w:ascii="Calibri" w:hAnsi="Calibri"/>
+          <w:b/>
+          <w:color w:val="1E40AF"/>
+          <w:sz w:val="21"/>
+        </w:rPr>
+        <w:t xml:space="preserve">14. REAL-USER METRICS BUILT IN, NOT BOLTED ON: </w:t>
+      </w:r>
+      <w:r>
+        <w:rPr>
+          <w:rFonts w:ascii="Calibri" w:hAnsi="Calibri"/>
+          <w:color w:val="333333"/>
+          <w:sz w:val="21"/>
+        </w:rPr>
+        <w:t>Phase 29-31 added a behavioural metrics layer that records every meaningful user action to a dedicated UserEvent table, lightweight enough that recording is non-blocking and best-effort. The admin metrics dashboard at /admin/metrics surfaces DAU/WAU/MAU with role and language breakdowns, six funnel views (chat, application, report, review, readiness→submit, pre-flight→submit), per-language adoption of flagship features (the parity signal that should drive deep i18n investment), and a deterministic A/B bucketing helper so any feature can be tested against a control arm. A 1-question NPS micro-survey fires at moments-of-completion (application + report submit) to capture perceived value alongside behavioural data. This means product decisions — including the next round of deep i18n investment — can be data-driven rather than guessed.</w:t>
+      </w:r>
+    </w:p>
+    <w:p>
       <w:r>
         <w:br w:type="page"/>
       </w:r>
@@ -20624,7 +20712,7 @@
                 <w:color w:val="333333"/>
                 <w:sz w:val="18"/>
               </w:rPr>
-              <w:t>Q3 2026</w:t>
+              <w:t>Q2 2026</w:t>
             </w:r>
           </w:p>
         </w:tc>
@@ -20644,7 +20732,7 @@
                 <w:color w:val="333333"/>
                 <w:sz w:val="18"/>
               </w:rPr>
-              <w:t>KujaLink marketplace enhancements (matching v2, richer profiles)</w:t>
+              <w:t>Sustained AI chat threads (global + per grant/application/report scope)</w:t>
             </w:r>
           </w:p>
         </w:tc>
@@ -20664,7 +20752,7 @@
                 <w:color w:val="333333"/>
                 <w:sz w:val="18"/>
               </w:rPr>
-              <w:t>Planned</w:t>
+              <w:t>Shipped</w:t>
             </w:r>
           </w:p>
         </w:tc>
@@ -20687,7 +20775,7 @@
                 <w:color w:val="333333"/>
                 <w:sz w:val="18"/>
               </w:rPr>
-              <w:t>Q3 2026</w:t>
+              <w:t>Q2 2026</w:t>
             </w:r>
           </w:p>
         </w:tc>
@@ -20708,7 +20796,7 @@
                 <w:color w:val="333333"/>
                 <w:sz w:val="18"/>
               </w:rPr>
-              <w:t>Odoo 17 ERP integration (KujaBuild) — Basic Suite</w:t>
+              <w:t>Reviewer auto-assignment on submit + nightly backfill cron</w:t>
             </w:r>
           </w:p>
         </w:tc>
@@ -20729,7 +20817,7 @@
                 <w:color w:val="333333"/>
                 <w:sz w:val="18"/>
               </w:rPr>
-              <w:t>Planned</w:t>
+              <w:t>Shipped</w:t>
             </w:r>
           </w:p>
         </w:tc>
@@ -20751,7 +20839,7 @@
                 <w:color w:val="333333"/>
                 <w:sz w:val="18"/>
               </w:rPr>
-              <w:t>Q3 2026</w:t>
+              <w:t>Q2 2026</w:t>
             </w:r>
           </w:p>
         </w:tc>
@@ -20771,7 +20859,7 @@
                 <w:color w:val="333333"/>
                 <w:sz w:val="18"/>
               </w:rPr>
-              <w:t>Application portal launch for donors</w:t>
+              <w:t>Donor cohort analytics (your funded NGOs vs the cohort)</w:t>
             </w:r>
           </w:p>
         </w:tc>
@@ -20791,7 +20879,7 @@
                 <w:color w:val="333333"/>
                 <w:sz w:val="18"/>
               </w:rPr>
-              <w:t>Planned</w:t>
+              <w:t>Shipped</w:t>
             </w:r>
           </w:p>
         </w:tc>
@@ -20814,7 +20902,7 @@
                 <w:color w:val="333333"/>
                 <w:sz w:val="18"/>
               </w:rPr>
-              <w:t>Q3 2026</w:t>
+              <w:t>Q2 2026</w:t>
             </w:r>
           </w:p>
         </w:tc>
@@ -20835,7 +20923,7 @@
                 <w:color w:val="333333"/>
                 <w:sz w:val="18"/>
               </w:rPr>
-              <w:t>Registry expansion: East &amp; West Africa (15+ countries)</w:t>
+              <w:t>PWA install banner + native share API + biometric (WebAuthn) re-auth</w:t>
             </w:r>
           </w:p>
         </w:tc>
@@ -20856,7 +20944,7 @@
                 <w:color w:val="333333"/>
                 <w:sz w:val="18"/>
               </w:rPr>
-              <w:t>Planned</w:t>
+              <w:t>Shipped</w:t>
             </w:r>
           </w:p>
         </w:tc>
@@ -20878,7 +20966,7 @@
                 <w:color w:val="333333"/>
                 <w:sz w:val="18"/>
               </w:rPr>
-              <w:t>Q3 2026</w:t>
+              <w:t>Q2 2026</w:t>
             </w:r>
           </w:p>
         </w:tc>
@@ -20898,7 +20986,7 @@
                 <w:color w:val="333333"/>
                 <w:sz w:val="18"/>
               </w:rPr>
-              <w:t>Additional donor-specific framework templates</w:t>
+              <w:t>Report detail page with scoped chat</w:t>
             </w:r>
           </w:p>
         </w:tc>
@@ -20918,7 +21006,7 @@
                 <w:color w:val="333333"/>
                 <w:sz w:val="18"/>
               </w:rPr>
-              <w:t>Planned</w:t>
+              <w:t>Shipped</w:t>
             </w:r>
           </w:p>
         </w:tc>
@@ -20941,7 +21029,7 @@
                 <w:color w:val="333333"/>
                 <w:sz w:val="18"/>
               </w:rPr>
-              <w:t>Q4 2026</w:t>
+              <w:t>Q2 2026</w:t>
             </w:r>
           </w:p>
         </w:tc>
@@ -20962,7 +21050,7 @@
                 <w:color w:val="333333"/>
                 <w:sz w:val="18"/>
               </w:rPr>
-              <w:t>ERP Premium and Premium+ suite tiers</w:t>
+              <w:t>Real-user metrics infrastructure (UserEvent + 6 funnels + A/B bucketing + admin dashboard)</w:t>
             </w:r>
           </w:p>
         </w:tc>
@@ -20983,7 +21071,7 @@
                 <w:color w:val="333333"/>
                 <w:sz w:val="18"/>
               </w:rPr>
-              <w:t>Planned</w:t>
+              <w:t>Shipped</w:t>
             </w:r>
           </w:p>
         </w:tc>
@@ -21005,7 +21093,7 @@
                 <w:color w:val="333333"/>
                 <w:sz w:val="18"/>
               </w:rPr>
-              <w:t>Q4 2026</w:t>
+              <w:t>Q2 2026</w:t>
             </w:r>
           </w:p>
         </w:tc>
@@ -21025,7 +21113,7 @@
                 <w:color w:val="333333"/>
                 <w:sz w:val="18"/>
               </w:rPr>
-              <w:t>LMS (Learning Management System) module start</w:t>
+              <w:t>NPS micro-survey at moments-of-completion with per-language rollup</w:t>
             </w:r>
           </w:p>
         </w:tc>
@@ -21045,7 +21133,7 @@
                 <w:color w:val="333333"/>
                 <w:sz w:val="18"/>
               </w:rPr>
-              <w:t>Planned</w:t>
+              <w:t>Shipped</w:t>
             </w:r>
           </w:p>
         </w:tc>
@@ -21068,7 +21156,7 @@
                 <w:color w:val="333333"/>
                 <w:sz w:val="18"/>
               </w:rPr>
-              <w:t>Q4 2026</w:t>
+              <w:t>Q3 2026</w:t>
             </w:r>
           </w:p>
         </w:tc>
@@ -21089,7 +21177,7 @@
                 <w:color w:val="333333"/>
                 <w:sz w:val="18"/>
               </w:rPr>
-              <w:t>Advanced portfolio analytics dashboard</w:t>
+              <w:t>KujaLink marketplace enhancements (matching v2, richer profiles)</w:t>
             </w:r>
           </w:p>
         </w:tc>
@@ -21132,7 +21220,7 @@
                 <w:color w:val="333333"/>
                 <w:sz w:val="18"/>
               </w:rPr>
-              <w:t>Q4 2026</w:t>
+              <w:t>Q3 2026</w:t>
             </w:r>
           </w:p>
         </w:tc>
@@ -21152,7 +21240,7 @@
                 <w:color w:val="333333"/>
                 <w:sz w:val="18"/>
               </w:rPr>
-              <w:t>Verification fee system for organisations</w:t>
+              <w:t>Odoo 17 ERP integration (KujaBuild) — Basic Suite</w:t>
             </w:r>
           </w:p>
         </w:tc>
@@ -21195,7 +21283,7 @@
                 <w:color w:val="333333"/>
                 <w:sz w:val="18"/>
               </w:rPr>
-              <w:t>Q4 2026</w:t>
+              <w:t>Q3 2026</w:t>
             </w:r>
           </w:p>
         </w:tc>
@@ -21216,7 +21304,7 @@
                 <w:color w:val="333333"/>
                 <w:sz w:val="18"/>
               </w:rPr>
-              <w:t>Fiscal sponsorship package pilot</w:t>
+              <w:t>Application portal launch for donors</w:t>
             </w:r>
           </w:p>
         </w:tc>
@@ -21259,7 +21347,7 @@
                 <w:color w:val="333333"/>
                 <w:sz w:val="18"/>
               </w:rPr>
-              <w:t>2027 H1</w:t>
+              <w:t>Q3 2026</w:t>
             </w:r>
           </w:p>
         </w:tc>
@@ -21279,7 +21367,7 @@
                 <w:color w:val="333333"/>
                 <w:sz w:val="18"/>
               </w:rPr>
-              <w:t>Registry expansion: all Sub-Saharan Africa (30+ countries)</w:t>
+              <w:t>Registry expansion: East &amp; West Africa (15+ countries)</w:t>
             </w:r>
           </w:p>
         </w:tc>
@@ -21322,7 +21410,7 @@
                 <w:color w:val="333333"/>
                 <w:sz w:val="18"/>
               </w:rPr>
-              <w:t>2027 H1</w:t>
+              <w:t>Q3 2026</w:t>
             </w:r>
           </w:p>
         </w:tc>
@@ -21343,7 +21431,7 @@
                 <w:color w:val="333333"/>
                 <w:sz w:val="18"/>
               </w:rPr>
-              <w:t>Additional language support for LatAm and MENA dialects</w:t>
+              <w:t>Additional donor-specific framework templates</w:t>
             </w:r>
           </w:p>
         </w:tc>
@@ -21386,7 +21474,7 @@
                 <w:color w:val="333333"/>
                 <w:sz w:val="18"/>
               </w:rPr>
-              <w:t>2027 H2</w:t>
+              <w:t>Q4 2026</w:t>
             </w:r>
           </w:p>
         </w:tc>
@@ -21406,7 +21494,7 @@
                 <w:color w:val="333333"/>
                 <w:sz w:val="18"/>
               </w:rPr>
-              <w:t>Advanced AI analytics: predictive matching, donor portfolio simulation</w:t>
+              <w:t>ERP Premium and Premium+ suite tiers</w:t>
             </w:r>
           </w:p>
         </w:tc>
@@ -21449,7 +21537,7 @@
                 <w:color w:val="333333"/>
                 <w:sz w:val="18"/>
               </w:rPr>
-              <w:t>2027 H2</w:t>
+              <w:t>Q4 2026</w:t>
             </w:r>
           </w:p>
         </w:tc>
@@ -21470,7 +21558,7 @@
                 <w:color w:val="333333"/>
                 <w:sz w:val="18"/>
               </w:rPr>
-              <w:t>Workflow configurator (parallel reviewers + COI gates) for procurement-grade clients</w:t>
+              <w:t>LMS (Learning Management System) module start</w:t>
             </w:r>
           </w:p>
         </w:tc>
@@ -21513,7 +21601,7 @@
                 <w:color w:val="333333"/>
                 <w:sz w:val="18"/>
               </w:rPr>
-              <w:t>2028</w:t>
+              <w:t>Q4 2026</w:t>
             </w:r>
           </w:p>
         </w:tc>
@@ -21533,7 +21621,7 @@
                 <w:color w:val="333333"/>
                 <w:sz w:val="18"/>
               </w:rPr>
-              <w:t>Latin America &amp; Caribbean launch (15 countries)</w:t>
+              <w:t>Advanced portfolio analytics dashboard</w:t>
             </w:r>
           </w:p>
         </w:tc>
@@ -21576,7 +21664,7 @@
                 <w:color w:val="333333"/>
                 <w:sz w:val="18"/>
               </w:rPr>
-              <w:t>2028</w:t>
+              <w:t>Q4 2026</w:t>
             </w:r>
           </w:p>
         </w:tc>
@@ -21597,7 +21685,7 @@
                 <w:color w:val="333333"/>
                 <w:sz w:val="18"/>
               </w:rPr>
-              <w:t>Course marketplace (CSO-created and INGO-created learning content)</w:t>
+              <w:t>Verification fee system for organisations</w:t>
             </w:r>
           </w:p>
         </w:tc>
@@ -21605,6 +21693,449 @@
           <w:tcPr>
             <w:tcW w:type="dxa" w:w="3135"/>
             <w:shd w:fill="F0F7FF" w:val="clear"/>
+          </w:tcPr>
+          <w:p>
+            <w:pPr>
+              <w:spacing w:before="40" w:after="40"/>
+            </w:pPr>
+            <w:r/>
+            <w:r>
+              <w:rPr>
+                <w:rFonts w:ascii="Calibri" w:hAnsi="Calibri"/>
+                <w:b w:val="0"/>
+                <w:color w:val="333333"/>
+                <w:sz w:val="18"/>
+              </w:rPr>
+              <w:t>Planned</w:t>
+            </w:r>
+          </w:p>
+        </w:tc>
+      </w:tr>
+      <w:tr>
+        <w:tc>
+          <w:tcPr>
+            <w:tcW w:type="dxa" w:w="3135"/>
+          </w:tcPr>
+          <w:p>
+            <w:pPr>
+              <w:spacing w:before="40" w:after="40"/>
+            </w:pPr>
+            <w:r/>
+            <w:r>
+              <w:rPr>
+                <w:rFonts w:ascii="Calibri" w:hAnsi="Calibri"/>
+                <w:b w:val="0"/>
+                <w:color w:val="333333"/>
+                <w:sz w:val="18"/>
+              </w:rPr>
+              <w:t>Q4 2026</w:t>
+            </w:r>
+          </w:p>
+        </w:tc>
+        <w:tc>
+          <w:tcPr>
+            <w:tcW w:type="dxa" w:w="3135"/>
+          </w:tcPr>
+          <w:p>
+            <w:pPr>
+              <w:spacing w:before="40" w:after="40"/>
+            </w:pPr>
+            <w:r/>
+            <w:r>
+              <w:rPr>
+                <w:rFonts w:ascii="Calibri" w:hAnsi="Calibri"/>
+                <w:b w:val="0"/>
+                <w:color w:val="333333"/>
+                <w:sz w:val="18"/>
+              </w:rPr>
+              <w:t>Fiscal sponsorship package pilot</w:t>
+            </w:r>
+          </w:p>
+        </w:tc>
+        <w:tc>
+          <w:tcPr>
+            <w:tcW w:type="dxa" w:w="3135"/>
+          </w:tcPr>
+          <w:p>
+            <w:pPr>
+              <w:spacing w:before="40" w:after="40"/>
+            </w:pPr>
+            <w:r/>
+            <w:r>
+              <w:rPr>
+                <w:rFonts w:ascii="Calibri" w:hAnsi="Calibri"/>
+                <w:b w:val="0"/>
+                <w:color w:val="333333"/>
+                <w:sz w:val="18"/>
+              </w:rPr>
+              <w:t>Planned</w:t>
+            </w:r>
+          </w:p>
+        </w:tc>
+      </w:tr>
+      <w:tr>
+        <w:tc>
+          <w:tcPr>
+            <w:tcW w:type="dxa" w:w="3135"/>
+            <w:shd w:fill="F0F7FF" w:val="clear"/>
+          </w:tcPr>
+          <w:p>
+            <w:pPr>
+              <w:spacing w:before="40" w:after="40"/>
+            </w:pPr>
+            <w:r/>
+            <w:r>
+              <w:rPr>
+                <w:rFonts w:ascii="Calibri" w:hAnsi="Calibri"/>
+                <w:b w:val="0"/>
+                <w:color w:val="333333"/>
+                <w:sz w:val="18"/>
+              </w:rPr>
+              <w:t>2027 H1</w:t>
+            </w:r>
+          </w:p>
+        </w:tc>
+        <w:tc>
+          <w:tcPr>
+            <w:tcW w:type="dxa" w:w="3135"/>
+            <w:shd w:fill="F0F7FF" w:val="clear"/>
+          </w:tcPr>
+          <w:p>
+            <w:pPr>
+              <w:spacing w:before="40" w:after="40"/>
+            </w:pPr>
+            <w:r/>
+            <w:r>
+              <w:rPr>
+                <w:rFonts w:ascii="Calibri" w:hAnsi="Calibri"/>
+                <w:b w:val="0"/>
+                <w:color w:val="333333"/>
+                <w:sz w:val="18"/>
+              </w:rPr>
+              <w:t>Registry expansion: all Sub-Saharan Africa (30+ countries)</w:t>
+            </w:r>
+          </w:p>
+        </w:tc>
+        <w:tc>
+          <w:tcPr>
+            <w:tcW w:type="dxa" w:w="3135"/>
+            <w:shd w:fill="F0F7FF" w:val="clear"/>
+          </w:tcPr>
+          <w:p>
+            <w:pPr>
+              <w:spacing w:before="40" w:after="40"/>
+            </w:pPr>
+            <w:r/>
+            <w:r>
+              <w:rPr>
+                <w:rFonts w:ascii="Calibri" w:hAnsi="Calibri"/>
+                <w:b w:val="0"/>
+                <w:color w:val="333333"/>
+                <w:sz w:val="18"/>
+              </w:rPr>
+              <w:t>Planned</w:t>
+            </w:r>
+          </w:p>
+        </w:tc>
+      </w:tr>
+      <w:tr>
+        <w:tc>
+          <w:tcPr>
+            <w:tcW w:type="dxa" w:w="3135"/>
+          </w:tcPr>
+          <w:p>
+            <w:pPr>
+              <w:spacing w:before="40" w:after="40"/>
+            </w:pPr>
+            <w:r/>
+            <w:r>
+              <w:rPr>
+                <w:rFonts w:ascii="Calibri" w:hAnsi="Calibri"/>
+                <w:b w:val="0"/>
+                <w:color w:val="333333"/>
+                <w:sz w:val="18"/>
+              </w:rPr>
+              <w:t>2027 H1</w:t>
+            </w:r>
+          </w:p>
+        </w:tc>
+        <w:tc>
+          <w:tcPr>
+            <w:tcW w:type="dxa" w:w="3135"/>
+          </w:tcPr>
+          <w:p>
+            <w:pPr>
+              <w:spacing w:before="40" w:after="40"/>
+            </w:pPr>
+            <w:r/>
+            <w:r>
+              <w:rPr>
+                <w:rFonts w:ascii="Calibri" w:hAnsi="Calibri"/>
+                <w:b w:val="0"/>
+                <w:color w:val="333333"/>
+                <w:sz w:val="18"/>
+              </w:rPr>
+              <w:t>Additional language support for LatAm and MENA dialects</w:t>
+            </w:r>
+          </w:p>
+        </w:tc>
+        <w:tc>
+          <w:tcPr>
+            <w:tcW w:type="dxa" w:w="3135"/>
+          </w:tcPr>
+          <w:p>
+            <w:pPr>
+              <w:spacing w:before="40" w:after="40"/>
+            </w:pPr>
+            <w:r/>
+            <w:r>
+              <w:rPr>
+                <w:rFonts w:ascii="Calibri" w:hAnsi="Calibri"/>
+                <w:b w:val="0"/>
+                <w:color w:val="333333"/>
+                <w:sz w:val="18"/>
+              </w:rPr>
+              <w:t>Planned</w:t>
+            </w:r>
+          </w:p>
+        </w:tc>
+      </w:tr>
+      <w:tr>
+        <w:tc>
+          <w:tcPr>
+            <w:tcW w:type="dxa" w:w="3135"/>
+            <w:shd w:fill="F0F7FF" w:val="clear"/>
+          </w:tcPr>
+          <w:p>
+            <w:pPr>
+              <w:spacing w:before="40" w:after="40"/>
+            </w:pPr>
+            <w:r/>
+            <w:r>
+              <w:rPr>
+                <w:rFonts w:ascii="Calibri" w:hAnsi="Calibri"/>
+                <w:b w:val="0"/>
+                <w:color w:val="333333"/>
+                <w:sz w:val="18"/>
+              </w:rPr>
+              <w:t>2027 H2</w:t>
+            </w:r>
+          </w:p>
+        </w:tc>
+        <w:tc>
+          <w:tcPr>
+            <w:tcW w:type="dxa" w:w="3135"/>
+            <w:shd w:fill="F0F7FF" w:val="clear"/>
+          </w:tcPr>
+          <w:p>
+            <w:pPr>
+              <w:spacing w:before="40" w:after="40"/>
+            </w:pPr>
+            <w:r/>
+            <w:r>
+              <w:rPr>
+                <w:rFonts w:ascii="Calibri" w:hAnsi="Calibri"/>
+                <w:b w:val="0"/>
+                <w:color w:val="333333"/>
+                <w:sz w:val="18"/>
+              </w:rPr>
+              <w:t>Advanced AI analytics: predictive matching, donor portfolio simulation</w:t>
+            </w:r>
+          </w:p>
+        </w:tc>
+        <w:tc>
+          <w:tcPr>
+            <w:tcW w:type="dxa" w:w="3135"/>
+            <w:shd w:fill="F0F7FF" w:val="clear"/>
+          </w:tcPr>
+          <w:p>
+            <w:pPr>
+              <w:spacing w:before="40" w:after="40"/>
+            </w:pPr>
+            <w:r/>
+            <w:r>
+              <w:rPr>
+                <w:rFonts w:ascii="Calibri" w:hAnsi="Calibri"/>
+                <w:b w:val="0"/>
+                <w:color w:val="333333"/>
+                <w:sz w:val="18"/>
+              </w:rPr>
+              <w:t>Planned</w:t>
+            </w:r>
+          </w:p>
+        </w:tc>
+      </w:tr>
+      <w:tr>
+        <w:tc>
+          <w:tcPr>
+            <w:tcW w:type="dxa" w:w="3135"/>
+          </w:tcPr>
+          <w:p>
+            <w:pPr>
+              <w:spacing w:before="40" w:after="40"/>
+            </w:pPr>
+            <w:r/>
+            <w:r>
+              <w:rPr>
+                <w:rFonts w:ascii="Calibri" w:hAnsi="Calibri"/>
+                <w:b w:val="0"/>
+                <w:color w:val="333333"/>
+                <w:sz w:val="18"/>
+              </w:rPr>
+              <w:t>2027 H2</w:t>
+            </w:r>
+          </w:p>
+        </w:tc>
+        <w:tc>
+          <w:tcPr>
+            <w:tcW w:type="dxa" w:w="3135"/>
+          </w:tcPr>
+          <w:p>
+            <w:pPr>
+              <w:spacing w:before="40" w:after="40"/>
+            </w:pPr>
+            <w:r/>
+            <w:r>
+              <w:rPr>
+                <w:rFonts w:ascii="Calibri" w:hAnsi="Calibri"/>
+                <w:b w:val="0"/>
+                <w:color w:val="333333"/>
+                <w:sz w:val="18"/>
+              </w:rPr>
+              <w:t>Workflow configurator (parallel reviewers + COI gates) for procurement-grade clients</w:t>
+            </w:r>
+          </w:p>
+        </w:tc>
+        <w:tc>
+          <w:tcPr>
+            <w:tcW w:type="dxa" w:w="3135"/>
+          </w:tcPr>
+          <w:p>
+            <w:pPr>
+              <w:spacing w:before="40" w:after="40"/>
+            </w:pPr>
+            <w:r/>
+            <w:r>
+              <w:rPr>
+                <w:rFonts w:ascii="Calibri" w:hAnsi="Calibri"/>
+                <w:b w:val="0"/>
+                <w:color w:val="333333"/>
+                <w:sz w:val="18"/>
+              </w:rPr>
+              <w:t>Planned</w:t>
+            </w:r>
+          </w:p>
+        </w:tc>
+      </w:tr>
+      <w:tr>
+        <w:tc>
+          <w:tcPr>
+            <w:tcW w:type="dxa" w:w="3135"/>
+            <w:shd w:fill="F0F7FF" w:val="clear"/>
+          </w:tcPr>
+          <w:p>
+            <w:pPr>
+              <w:spacing w:before="40" w:after="40"/>
+            </w:pPr>
+            <w:r/>
+            <w:r>
+              <w:rPr>
+                <w:rFonts w:ascii="Calibri" w:hAnsi="Calibri"/>
+                <w:b w:val="0"/>
+                <w:color w:val="333333"/>
+                <w:sz w:val="18"/>
+              </w:rPr>
+              <w:t>2028</w:t>
+            </w:r>
+          </w:p>
+        </w:tc>
+        <w:tc>
+          <w:tcPr>
+            <w:tcW w:type="dxa" w:w="3135"/>
+            <w:shd w:fill="F0F7FF" w:val="clear"/>
+          </w:tcPr>
+          <w:p>
+            <w:pPr>
+              <w:spacing w:before="40" w:after="40"/>
+            </w:pPr>
+            <w:r/>
+            <w:r>
+              <w:rPr>
+                <w:rFonts w:ascii="Calibri" w:hAnsi="Calibri"/>
+                <w:b w:val="0"/>
+                <w:color w:val="333333"/>
+                <w:sz w:val="18"/>
+              </w:rPr>
+              <w:t>Latin America &amp; Caribbean launch (15 countries)</w:t>
+            </w:r>
+          </w:p>
+        </w:tc>
+        <w:tc>
+          <w:tcPr>
+            <w:tcW w:type="dxa" w:w="3135"/>
+            <w:shd w:fill="F0F7FF" w:val="clear"/>
+          </w:tcPr>
+          <w:p>
+            <w:pPr>
+              <w:spacing w:before="40" w:after="40"/>
+            </w:pPr>
+            <w:r/>
+            <w:r>
+              <w:rPr>
+                <w:rFonts w:ascii="Calibri" w:hAnsi="Calibri"/>
+                <w:b w:val="0"/>
+                <w:color w:val="333333"/>
+                <w:sz w:val="18"/>
+              </w:rPr>
+              <w:t>Planned</w:t>
+            </w:r>
+          </w:p>
+        </w:tc>
+      </w:tr>
+      <w:tr>
+        <w:tc>
+          <w:tcPr>
+            <w:tcW w:type="dxa" w:w="3135"/>
+          </w:tcPr>
+          <w:p>
+            <w:pPr>
+              <w:spacing w:before="40" w:after="40"/>
+            </w:pPr>
+            <w:r/>
+            <w:r>
+              <w:rPr>
+                <w:rFonts w:ascii="Calibri" w:hAnsi="Calibri"/>
+                <w:b w:val="0"/>
+                <w:color w:val="333333"/>
+                <w:sz w:val="18"/>
+              </w:rPr>
+              <w:t>2028</w:t>
+            </w:r>
+          </w:p>
+        </w:tc>
+        <w:tc>
+          <w:tcPr>
+            <w:tcW w:type="dxa" w:w="3135"/>
+          </w:tcPr>
+          <w:p>
+            <w:pPr>
+              <w:spacing w:before="40" w:after="40"/>
+            </w:pPr>
+            <w:r/>
+            <w:r>
+              <w:rPr>
+                <w:rFonts w:ascii="Calibri" w:hAnsi="Calibri"/>
+                <w:b w:val="0"/>
+                <w:color w:val="333333"/>
+                <w:sz w:val="18"/>
+              </w:rPr>
+              <w:t>Course marketplace (CSO-created and INGO-created learning content)</w:t>
+            </w:r>
+          </w:p>
+        </w:tc>
+        <w:tc>
+          <w:tcPr>
+            <w:tcW w:type="dxa" w:w="3135"/>
           </w:tcPr>
           <w:p>
             <w:pPr>
